--- a/docs/source/ATEK_RF_Modules_Programming_Manual.docx
+++ b/docs/source/ATEK_RF_Modules_Programming_Manual.docx
@@ -68,7 +68,7 @@
       </w:pPr>
       <w:r>
         <w:rPr/>
-        <w:t>Document revision 1.0  |  Python API version 1.0.0</w:t>
+        <w:t>Document revision 1.1  |  Python API version 1.1.0</w:t>
       </w:r>
     </w:p>
     <w:p>
@@ -990,7 +990,7 @@
             </w:pPr>
             <w:r>
               <w:rPr/>
-              <w:t>ATEK888P5</w:t>
+              <w:t>ATEK888BP5</w:t>
             </w:r>
           </w:p>
         </w:tc>
@@ -1191,8 +1191,18 @@
       </w:r>
       <w:r>
         <w:rPr/>
-        <w:t xml:space="preserve"> column gives the RF device used inside the module; RF performance data is found in the datasheet of that chip.</w:t>
-      </w:r>
+        <w:t xml:space="preserve"> column gives the RF device used inside the module. RF performance data is found in the module datasheets on the ATEK MIDAS website: </w:t>
+      </w:r>
+      <w:hyperlink w:anchor="__RefHeading___Toc710_2736060715" r:id="rId10">
+        <w:r>
+          <w:rPr>
+            <w:rStyle w:val="IndexLink"/>
+          </w:rPr>
+          <w:t>https://atekmidas.com/products/modules/</w:t>
+          <w:tab/>
+          <w:t/>
+        </w:r>
+      </w:hyperlink>
     </w:p>
     <w:p>
       <w:pPr>
@@ -1215,7 +1225,7 @@
       </w:pPr>
       <w:r>
         <w:rPr/>
-        <w:t>The Python API, an example program, the ATEK user interface and the module datasheets are published in the ATEK MIDAS GitHub repository:</w:t>
+        <w:t>The Python API, an example program and the ATEK user interface are published in the ATEK MIDAS GitHub repository:</w:t>
       </w:r>
     </w:p>
     <w:p>
@@ -2169,7 +2179,7 @@
             </w:r>
             <w:r>
               <w:rPr/>
-              <w:t xml:space="preserve"> if accepted, nothing if n is out of range</w:t>
+              <w:t xml:space="preserve"> if accepted, nothing if n is invalid or out of range</w:t>
             </w:r>
           </w:p>
         </w:tc>
@@ -2570,7 +2580,7 @@
       </w:pPr>
       <w:r>
         <w:rPr/>
-        <w:t xml:space="preserve">An out-of-range </w:t>
+        <w:t xml:space="preserve">An invalid or out-of-range </w:t>
       </w:r>
       <w:r>
         <w:rPr>
@@ -2582,7 +2592,7 @@
       </w:r>
       <w:r>
         <w:rPr/>
-        <w:t xml:space="preserve"> is ignored without a response. Check the range before sending.</w:t>
+        <w:t xml:space="preserve"> (for example SET:99 or SET:abc) is ignored without a response. Check the range before sending.</w:t>
       </w:r>
     </w:p>
     <w:p>

--- a/docs/source/ATEK_RF_Modules_Programming_Manual.docx
+++ b/docs/source/ATEK_RF_Modules_Programming_Manual.docx
@@ -68,7 +68,7 @@
       </w:pPr>
       <w:r>
         <w:rPr/>
-        <w:t>Document revision 1.1  |  Python API version 1.1.0</w:t>
+        <w:t>Document revision 1.2  |  Python API version 1.1.1</w:t>
       </w:r>
     </w:p>
     <w:p>
@@ -1683,7 +1683,7 @@
       </w:pPr>
       <w:r>
         <w:rPr/>
-        <w:t>One command per line, maximum 63 characters.</w:t>
+        <w:t>One command per line, maximum 15 characters.</w:t>
       </w:r>
     </w:p>
     <w:p>
